--- a/03运维服务业务发展历程/CYYH-ITSS-03-01运维服务业务发展历程.docx
+++ b/03运维服务业务发展历程/CYYH-ITSS-03-01运维服务业务发展历程.docx
@@ -5383,7 +5383,28 @@
           <w:sz w:val="24"/>
           <w:szCs w:val="24"/>
         </w:rPr>
-        <w:t>以客户满意和服务品质为核心，在ITIL管理理念上，建立了事件管</w:t>
+        <w:t>以客户满意和服务品质为核心，在IT</w:t>
+      </w:r>
+      <w:r>
+        <w:rPr>
+          <w:rFonts w:hint="eastAsia" w:ascii="宋体" w:hAnsi="宋体" w:eastAsia="宋体" w:cs="宋体"/>
+          <w:spacing w:val="-5"/>
+          <w:sz w:val="24"/>
+          <w:szCs w:val="24"/>
+          <w:lang w:val="en-US" w:eastAsia="zh-CN"/>
+        </w:rPr>
+        <w:t>SS</w:t>
+      </w:r>
+      <w:bookmarkStart w:id="16" w:name="_GoBack"/>
+      <w:bookmarkEnd w:id="16"/>
+      <w:r>
+        <w:rPr>
+          <w:rFonts w:ascii="宋体" w:hAnsi="宋体" w:eastAsia="宋体" w:cs="宋体"/>
+          <w:spacing w:val="-5"/>
+          <w:sz w:val="24"/>
+          <w:szCs w:val="24"/>
+        </w:rPr>
+        <w:t>管理理念上，建立了事件管</w:t>
       </w:r>
       <w:r>
         <w:rPr>
@@ -6858,18 +6879,7 @@
           <w:sz w:val="24"/>
           <w:szCs w:val="24"/>
         </w:rPr>
-        <w:t>维指标的量化工作，</w:t>
-      </w:r>
-      <w:bookmarkStart w:id="16" w:name="_GoBack"/>
-      <w:bookmarkEnd w:id="16"/>
-      <w:r>
-        <w:rPr>
-          <w:rFonts w:ascii="宋体" w:hAnsi="宋体" w:eastAsia="宋体" w:cs="宋体"/>
-          <w:spacing w:val="-3"/>
-          <w:sz w:val="24"/>
-          <w:szCs w:val="24"/>
-        </w:rPr>
-        <w:t>通过建立个流程的指标要求细化，提升整</w:t>
+        <w:t>维指标的量化工作，通过建立个流程的指标要求细化，提升整</w:t>
       </w:r>
       <w:r>
         <w:rPr>
